--- a/Files/Core/Forms/Modified/ProfessionalAndManagementLiability/DirectorsAndOfficers/DO_HeaderQP_1.docx
+++ b/Files/Core/Forms/Modified/ProfessionalAndManagementLiability/DirectorsAndOfficers/DO_HeaderQP_1.docx
@@ -1,24 +1,18 @@
 
 <file path=word/document.xml><?xml version="1.0" encoding="utf-8"?>
-<w:document xmlns:wpc="http://schemas.microsoft.com/office/word/2010/wordprocessingCanvas" xmlns:cx="http://schemas.microsoft.com/office/drawing/2014/chartex" xmlns:cx1="http://schemas.microsoft.com/office/drawing/2015/9/8/chartex" xmlns:cx2="http://schemas.microsoft.com/office/drawing/2015/10/21/chartex" xmlns:cx3="http://schemas.microsoft.com/office/drawing/2016/5/9/chartex" xmlns:cx4="http://schemas.microsoft.com/office/drawing/2016/5/10/chartex" xmlns:cx5="http://schemas.microsoft.com/office/drawing/2016/5/11/chartex" xmlns:mc="http://schemas.openxmlformats.org/markup-compatibility/2006" xmlns:o="urn:schemas-microsoft-com:office:office" xmlns:r="http://schemas.openxmlformats.org/officeDocument/2006/relationships" xmlns:m="http://schemas.openxmlformats.org/officeDocument/2006/math" xmlns:v="urn:schemas-microsoft-com:vml" xmlns:wp14="http://schemas.microsoft.com/office/word/2010/wordprocessingDrawing" xmlns:wp="http://schemas.openxmlformats.org/drawingml/2006/wordprocessingDrawing" xmlns:w10="urn:schemas-microsoft-com:office:word" xmlns:w="http://schemas.openxmlformats.org/wordprocessingml/2006/main" xmlns:w14="http://schemas.microsoft.com/office/word/2010/wordml" xmlns:w15="http://schemas.microsoft.com/office/word/2012/wordml" xmlns:wne="http://schemas.microsoft.com/office/word/2006/wordml" xmlns:wpg="http://schemas.microsoft.com/office/word/2010/wordprocessingGroup" xmlns:wpi="http://schemas.microsoft.com/office/word/2010/wordprocessingInk" xmlns:wps="http://schemas.microsoft.com/office/word/2010/wordprocessingShape" mc:Ignorable="w14 w15 wp14">
-  <!-- Generated by Aspose.Words for .NET 23.2.0 -->
+<w:document xmlns:wpc="http://schemas.microsoft.com/office/word/2010/wordprocessingCanvas" xmlns:cx="http://schemas.microsoft.com/office/drawing/2014/chartex" xmlns:cx1="http://schemas.microsoft.com/office/drawing/2015/9/8/chartex" xmlns:cx2="http://schemas.microsoft.com/office/drawing/2015/10/21/chartex" xmlns:cx3="http://schemas.microsoft.com/office/drawing/2016/5/9/chartex" xmlns:cx4="http://schemas.microsoft.com/office/drawing/2016/5/10/chartex" xmlns:cx5="http://schemas.microsoft.com/office/drawing/2016/5/11/chartex" xmlns:cx6="http://schemas.microsoft.com/office/drawing/2016/5/12/chartex" xmlns:cx7="http://schemas.microsoft.com/office/drawing/2016/5/13/chartex" xmlns:cx8="http://schemas.microsoft.com/office/drawing/2016/5/14/chartex" xmlns:mc="http://schemas.openxmlformats.org/markup-compatibility/2006" xmlns:aink="http://schemas.microsoft.com/office/drawing/2016/ink" xmlns:am3d="http://schemas.microsoft.com/office/drawing/2017/model3d" xmlns:o="urn:schemas-microsoft-com:office:office" xmlns:oel="http://schemas.microsoft.com/office/2019/extlst" xmlns:r="http://schemas.openxmlformats.org/officeDocument/2006/relationships" xmlns:m="http://schemas.openxmlformats.org/officeDocument/2006/math" xmlns:v="urn:schemas-microsoft-com:vml" xmlns:wp14="http://schemas.microsoft.com/office/word/2010/wordprocessingDrawing" xmlns:wp="http://schemas.openxmlformats.org/drawingml/2006/wordprocessingDrawing" xmlns:w10="urn:schemas-microsoft-com:office:word" xmlns:w="http://schemas.openxmlformats.org/wordprocessingml/2006/main" xmlns:w14="http://schemas.microsoft.com/office/word/2010/wordml" xmlns:w15="http://schemas.microsoft.com/office/word/2012/wordml" xmlns:w16cex="http://schemas.microsoft.com/office/word/2018/wordml/cex" xmlns:w16cid="http://schemas.microsoft.com/office/word/2016/wordml/cid" xmlns:w16="http://schemas.microsoft.com/office/word/2018/wordml" xmlns:w16du="http://schemas.microsoft.com/office/word/2023/wordml/word16du" xmlns:w16sdtdh="http://schemas.microsoft.com/office/word/2020/wordml/sdtdatahash" xmlns:w16se="http://schemas.microsoft.com/office/word/2015/wordml/symex" xmlns:wpg="http://schemas.microsoft.com/office/word/2010/wordprocessingGroup" xmlns:wpi="http://schemas.microsoft.com/office/word/2010/wordprocessingInk" xmlns:wne="http://schemas.microsoft.com/office/word/2006/wordml" xmlns:wps="http://schemas.microsoft.com/office/word/2010/wordprocessingShape" mc:Ignorable="w14 w15 w16se w16cid w16 w16cex w16sdtdh w16du wp14">
   <w:body>
     <w:tbl>
       <w:tblPr>
         <w:tblW w:w="11059" w:type="dxa"/>
         <w:jc w:val="center"/>
-        <w:tblLook w:val="04A0"/>
+        <w:tblLook w:val="04A0" w:firstRow="1" w:lastRow="0" w:firstColumn="1" w:lastColumn="0" w:noHBand="0" w:noVBand="1"/>
       </w:tblPr>
       <w:tblGrid>
         <w:gridCol w:w="5104"/>
         <w:gridCol w:w="5955"/>
       </w:tblGrid>
       <w:tr>
-        <w:tblPrEx>
-          <w:tblW w:w="11059" w:type="dxa"/>
-          <w:jc w:val="center"/>
-          <w:tblLook w:val="04A0"/>
-        </w:tblPrEx>
         <w:trPr>
           <w:trHeight w:val="1652"/>
           <w:jc w:val="center"/>
@@ -94,17 +88,12 @@
             <w:tblPr>
               <w:tblW w:w="4639" w:type="dxa"/>
               <w:jc w:val="right"/>
-              <w:tblLook w:val="0600"/>
+              <w:tblLook w:val="0600" w:firstRow="0" w:lastRow="0" w:firstColumn="0" w:lastColumn="0" w:noHBand="1" w:noVBand="1"/>
             </w:tblPr>
             <w:tblGrid>
               <w:gridCol w:w="4639"/>
             </w:tblGrid>
             <w:tr>
-              <w:tblPrEx>
-                <w:tblW w:w="4639" w:type="dxa"/>
-                <w:jc w:val="right"/>
-                <w:tblLook w:val="0600"/>
-              </w:tblPrEx>
               <w:trPr>
                 <w:trHeight w:val="255"/>
                 <w:jc w:val="right"/>
@@ -186,11 +175,6 @@
               </w:tc>
             </w:tr>
             <w:tr>
-              <w:tblPrEx>
-                <w:tblW w:w="4639" w:type="dxa"/>
-                <w:jc w:val="right"/>
-                <w:tblLook w:val="0600"/>
-              </w:tblPrEx>
               <w:trPr>
                 <w:trHeight w:val="255"/>
                 <w:jc w:val="right"/>
@@ -389,11 +373,6 @@
               </w:tc>
             </w:tr>
             <w:tr>
-              <w:tblPrEx>
-                <w:tblW w:w="4639" w:type="dxa"/>
-                <w:jc w:val="right"/>
-                <w:tblLook w:val="0600"/>
-              </w:tblPrEx>
               <w:trPr>
                 <w:trHeight w:val="255"/>
                 <w:jc w:val="right"/>
@@ -475,11 +454,6 @@
               </w:tc>
             </w:tr>
             <w:tr>
-              <w:tblPrEx>
-                <w:tblW w:w="4639" w:type="dxa"/>
-                <w:jc w:val="right"/>
-                <w:tblLook w:val="0600"/>
-              </w:tblPrEx>
               <w:trPr>
                 <w:trHeight w:val="255"/>
                 <w:jc w:val="right"/>
@@ -558,11 +532,6 @@
               </w:tc>
             </w:tr>
             <w:tr>
-              <w:tblPrEx>
-                <w:tblW w:w="4639" w:type="dxa"/>
-                <w:jc w:val="right"/>
-                <w:tblLook w:val="0600"/>
-              </w:tblPrEx>
               <w:trPr>
                 <w:trHeight w:val="255"/>
                 <w:jc w:val="right"/>
@@ -647,11 +616,6 @@
               </w:tc>
             </w:tr>
             <w:tr>
-              <w:tblPrEx>
-                <w:tblW w:w="4639" w:type="dxa"/>
-                <w:jc w:val="right"/>
-                <w:tblLook w:val="0600"/>
-              </w:tblPrEx>
               <w:trPr>
                 <w:trHeight w:val="255"/>
                 <w:jc w:val="right"/>
@@ -730,11 +694,6 @@
               </w:tc>
             </w:tr>
             <w:tr>
-              <w:tblPrEx>
-                <w:tblW w:w="4639" w:type="dxa"/>
-                <w:jc w:val="right"/>
-                <w:tblLook w:val="0600"/>
-              </w:tblPrEx>
               <w:trPr>
                 <w:trHeight w:val="128"/>
                 <w:jc w:val="right"/>
@@ -866,7 +825,7 @@
         <mc:AlternateContent>
           <mc:Choice Requires="wps">
             <w:drawing>
-              <wp:anchor distT="0" distB="0" distL="114300" distR="114300" simplePos="0" relativeHeight="251658240" behindDoc="0" locked="0" layoutInCell="1" allowOverlap="1">
+              <wp:anchor distT="0" distB="0" distL="114300" distR="114300" simplePos="0" relativeHeight="251660288" behindDoc="0" locked="0" layoutInCell="1" allowOverlap="1" wp14:anchorId="7A5BB73C" wp14:editId="2B917CE6">
                 <wp:simplePos x="0" y="0"/>
                 <wp:positionH relativeFrom="column">
                   <wp:posOffset>38100</wp:posOffset>
@@ -881,7 +840,7 @@
                 <wp:cNvGraphicFramePr/>
                 <a:graphic xmlns:a="http://schemas.openxmlformats.org/drawingml/2006/main">
                   <a:graphicData uri="http://schemas.microsoft.com/office/word/2010/wordprocessingShape">
-                    <wps:wsp xmlns:wps="http://schemas.microsoft.com/office/word/2010/wordprocessingShape">
+                    <wps:wsp>
                       <wps:cNvCnPr/>
                       <wps:spPr>
                         <a:xfrm>
@@ -915,7 +874,7 @@
           </mc:Choice>
           <mc:Fallback>
             <w:pict>
-              <v:line id="Straight Connector 2" o:spid="_x0000_s1025" style="mso-wrap-distance-bottom:0;mso-wrap-distance-left:9pt;mso-wrap-distance-right:9pt;mso-wrap-distance-top:0;mso-wrap-style:square;position:absolute;visibility:visible;z-index:251659264" from="3pt,1.9pt" to="512pt,1.9pt" strokecolor="black" strokeweight="0.5pt">
+              <v:line w14:anchorId="02F4D53C" id="Straight Connector 2" o:spid="_x0000_s1026" style="position:absolute;z-index:251660288;visibility:visible;mso-wrap-style:square;mso-wrap-distance-left:9pt;mso-wrap-distance-top:0;mso-wrap-distance-right:9pt;mso-wrap-distance-bottom:0;mso-position-horizontal:absolute;mso-position-horizontal-relative:text;mso-position-vertical:absolute;mso-position-vertical-relative:text" from="3pt,1.9pt" to="512pt,1.9pt" o:gfxdata="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" strokecolor="black [3200]" strokeweight=".5pt">
                 <v:stroke joinstyle="miter"/>
               </v:line>
             </w:pict>
@@ -930,7 +889,6 @@
       <w:tblPr>
         <w:tblStyle w:val="TableGrid"/>
         <w:tblW w:w="0" w:type="auto"/>
-        <w:tblInd w:w="-108" w:type="dxa"/>
         <w:tblBorders>
           <w:top w:val="none" w:sz="0" w:space="0" w:color="auto"/>
           <w:left w:val="none" w:sz="0" w:space="0" w:color="auto"/>
@@ -939,26 +897,13 @@
           <w:insideH w:val="none" w:sz="0" w:space="0" w:color="auto"/>
           <w:insideV w:val="none" w:sz="0" w:space="0" w:color="auto"/>
         </w:tblBorders>
-        <w:tblLook w:val="04A0"/>
+        <w:tblLook w:val="04A0" w:firstRow="1" w:lastRow="0" w:firstColumn="1" w:lastColumn="0" w:noHBand="0" w:noVBand="1"/>
       </w:tblPr>
       <w:tblGrid>
         <w:gridCol w:w="7915"/>
         <w:gridCol w:w="2245"/>
       </w:tblGrid>
       <w:tr>
-        <w:tblPrEx>
-          <w:tblW w:w="0" w:type="auto"/>
-          <w:tblInd w:w="-108" w:type="dxa"/>
-          <w:tblBorders>
-            <w:top w:val="none" w:sz="0" w:space="0" w:color="auto"/>
-            <w:left w:val="none" w:sz="0" w:space="0" w:color="auto"/>
-            <w:bottom w:val="none" w:sz="0" w:space="0" w:color="auto"/>
-            <w:right w:val="none" w:sz="0" w:space="0" w:color="auto"/>
-            <w:insideH w:val="none" w:sz="0" w:space="0" w:color="auto"/>
-            <w:insideV w:val="none" w:sz="0" w:space="0" w:color="auto"/>
-          </w:tblBorders>
-          <w:tblLook w:val="04A0"/>
-        </w:tblPrEx>
         <w:tc>
           <w:tcPr>
             <w:tcW w:w="7915" w:type="dxa"/>
@@ -1073,7 +1018,6 @@
       <w:tblPr>
         <w:tblStyle w:val="TableGrid"/>
         <w:tblW w:w="7740" w:type="dxa"/>
-        <w:tblInd w:w="-108" w:type="dxa"/>
         <w:tblBorders>
           <w:top w:val="none" w:sz="0" w:space="0" w:color="auto"/>
           <w:left w:val="none" w:sz="0" w:space="0" w:color="auto"/>
@@ -1082,26 +1026,13 @@
           <w:insideH w:val="none" w:sz="0" w:space="0" w:color="auto"/>
           <w:insideV w:val="none" w:sz="0" w:space="0" w:color="auto"/>
         </w:tblBorders>
-        <w:tblLook w:val="04A0"/>
+        <w:tblLook w:val="04A0" w:firstRow="1" w:lastRow="0" w:firstColumn="1" w:lastColumn="0" w:noHBand="0" w:noVBand="1"/>
       </w:tblPr>
       <w:tblGrid>
         <w:gridCol w:w="532"/>
         <w:gridCol w:w="7208"/>
       </w:tblGrid>
       <w:tr>
-        <w:tblPrEx>
-          <w:tblW w:w="7740" w:type="dxa"/>
-          <w:tblInd w:w="-108" w:type="dxa"/>
-          <w:tblBorders>
-            <w:top w:val="none" w:sz="0" w:space="0" w:color="auto"/>
-            <w:left w:val="none" w:sz="0" w:space="0" w:color="auto"/>
-            <w:bottom w:val="none" w:sz="0" w:space="0" w:color="auto"/>
-            <w:right w:val="none" w:sz="0" w:space="0" w:color="auto"/>
-            <w:insideH w:val="none" w:sz="0" w:space="0" w:color="auto"/>
-            <w:insideV w:val="none" w:sz="0" w:space="0" w:color="auto"/>
-          </w:tblBorders>
-          <w:tblLook w:val="04A0"/>
-        </w:tblPrEx>
         <w:tc>
           <w:tcPr>
             <w:tcW w:w="532" w:type="dxa"/>
@@ -1197,11 +1128,6 @@
         </w:tc>
       </w:tr>
       <w:tr>
-        <w:tblPrEx>
-          <w:tblW w:w="7740" w:type="dxa"/>
-          <w:tblInd w:w="-108" w:type="dxa"/>
-          <w:tblLook w:val="04A0"/>
-        </w:tblPrEx>
         <w:tc>
           <w:tcPr>
             <w:tcW w:w="532" w:type="dxa"/>
@@ -1275,11 +1201,6 @@
         </w:tc>
       </w:tr>
       <w:tr>
-        <w:tblPrEx>
-          <w:tblW w:w="7740" w:type="dxa"/>
-          <w:tblInd w:w="-108" w:type="dxa"/>
-          <w:tblLook w:val="04A0"/>
-        </w:tblPrEx>
         <w:tc>
           <w:tcPr>
             <w:tcW w:w="532" w:type="dxa"/>
@@ -1353,11 +1274,6 @@
         </w:tc>
       </w:tr>
       <w:tr>
-        <w:tblPrEx>
-          <w:tblW w:w="7740" w:type="dxa"/>
-          <w:tblInd w:w="-108" w:type="dxa"/>
-          <w:tblLook w:val="04A0"/>
-        </w:tblPrEx>
         <w:tc>
           <w:tcPr>
             <w:tcW w:w="532" w:type="dxa"/>
@@ -1573,11 +1489,6 @@
         </w:tc>
       </w:tr>
       <w:tr>
-        <w:tblPrEx>
-          <w:tblW w:w="7740" w:type="dxa"/>
-          <w:tblInd w:w="-108" w:type="dxa"/>
-          <w:tblLook w:val="04A0"/>
-        </w:tblPrEx>
         <w:tc>
           <w:tcPr>
             <w:tcW w:w="532" w:type="dxa"/>
@@ -1610,11 +1521,6 @@
         </w:tc>
       </w:tr>
       <w:tr>
-        <w:tblPrEx>
-          <w:tblW w:w="7740" w:type="dxa"/>
-          <w:tblInd w:w="-108" w:type="dxa"/>
-          <w:tblLook w:val="04A0"/>
-        </w:tblPrEx>
         <w:tc>
           <w:tcPr>
             <w:tcW w:w="532" w:type="dxa"/>
@@ -1751,7 +1657,6 @@
       <w:tblPr>
         <w:tblStyle w:val="TableGrid"/>
         <w:tblW w:w="10165" w:type="dxa"/>
-        <w:tblInd w:w="-108" w:type="dxa"/>
         <w:tblBorders>
           <w:top w:val="none" w:sz="0" w:space="0" w:color="auto"/>
           <w:left w:val="none" w:sz="0" w:space="0" w:color="auto"/>
@@ -1760,26 +1665,13 @@
           <w:insideH w:val="none" w:sz="0" w:space="0" w:color="auto"/>
           <w:insideV w:val="none" w:sz="0" w:space="0" w:color="auto"/>
         </w:tblBorders>
-        <w:tblLook w:val="04A0"/>
+        <w:tblLook w:val="04A0" w:firstRow="1" w:lastRow="0" w:firstColumn="1" w:lastColumn="0" w:noHBand="0" w:noVBand="1"/>
       </w:tblPr>
       <w:tblGrid>
         <w:gridCol w:w="520"/>
         <w:gridCol w:w="9645"/>
       </w:tblGrid>
       <w:tr>
-        <w:tblPrEx>
-          <w:tblW w:w="10165" w:type="dxa"/>
-          <w:tblInd w:w="-108" w:type="dxa"/>
-          <w:tblBorders>
-            <w:top w:val="none" w:sz="0" w:space="0" w:color="auto"/>
-            <w:left w:val="none" w:sz="0" w:space="0" w:color="auto"/>
-            <w:bottom w:val="none" w:sz="0" w:space="0" w:color="auto"/>
-            <w:right w:val="none" w:sz="0" w:space="0" w:color="auto"/>
-            <w:insideH w:val="none" w:sz="0" w:space="0" w:color="auto"/>
-            <w:insideV w:val="none" w:sz="0" w:space="0" w:color="auto"/>
-          </w:tblBorders>
-          <w:tblLook w:val="04A0"/>
-        </w:tblPrEx>
         <w:tc>
           <w:tcPr>
             <w:tcW w:w="520" w:type="dxa"/>
@@ -1895,11 +1787,6 @@
         </w:tc>
       </w:tr>
       <w:tr>
-        <w:tblPrEx>
-          <w:tblW w:w="10165" w:type="dxa"/>
-          <w:tblInd w:w="-108" w:type="dxa"/>
-          <w:tblLook w:val="04A0"/>
-        </w:tblPrEx>
         <w:tc>
           <w:tcPr>
             <w:tcW w:w="520" w:type="dxa"/>
@@ -2084,11 +1971,6 @@
         </w:tc>
       </w:tr>
       <w:tr>
-        <w:tblPrEx>
-          <w:tblW w:w="10165" w:type="dxa"/>
-          <w:tblInd w:w="-108" w:type="dxa"/>
-          <w:tblLook w:val="04A0"/>
-        </w:tblPrEx>
         <w:tc>
           <w:tcPr>
             <w:tcW w:w="520" w:type="dxa"/>
@@ -2315,7 +2197,6 @@
       <w:tblPr>
         <w:tblStyle w:val="TableGrid"/>
         <w:tblW w:w="0" w:type="auto"/>
-        <w:tblInd w:w="-108" w:type="dxa"/>
         <w:tblBorders>
           <w:top w:val="none" w:sz="0" w:space="0" w:color="auto"/>
           <w:left w:val="none" w:sz="0" w:space="0" w:color="auto"/>
@@ -2324,7 +2205,7 @@
           <w:insideH w:val="none" w:sz="0" w:space="0" w:color="auto"/>
           <w:insideV w:val="none" w:sz="0" w:space="0" w:color="auto"/>
         </w:tblBorders>
-        <w:tblLook w:val="04A0"/>
+        <w:tblLook w:val="04A0" w:firstRow="1" w:lastRow="0" w:firstColumn="1" w:lastColumn="0" w:noHBand="0" w:noVBand="1"/>
       </w:tblPr>
       <w:tblGrid>
         <w:gridCol w:w="1467"/>
@@ -2333,19 +2214,6 @@
         <w:gridCol w:w="6"/>
       </w:tblGrid>
       <w:tr>
-        <w:tblPrEx>
-          <w:tblW w:w="0" w:type="auto"/>
-          <w:tblInd w:w="-108" w:type="dxa"/>
-          <w:tblBorders>
-            <w:top w:val="none" w:sz="0" w:space="0" w:color="auto"/>
-            <w:left w:val="none" w:sz="0" w:space="0" w:color="auto"/>
-            <w:bottom w:val="none" w:sz="0" w:space="0" w:color="auto"/>
-            <w:right w:val="none" w:sz="0" w:space="0" w:color="auto"/>
-            <w:insideH w:val="none" w:sz="0" w:space="0" w:color="auto"/>
-            <w:insideV w:val="none" w:sz="0" w:space="0" w:color="auto"/>
-          </w:tblBorders>
-          <w:tblLook w:val="04A0"/>
-        </w:tblPrEx>
         <w:tc>
           <w:tcPr>
             <w:tcW w:w="1467" w:type="dxa"/>
@@ -2550,11 +2418,6 @@
         </w:tc>
       </w:tr>
       <w:tr>
-        <w:tblPrEx>
-          <w:tblW w:w="0" w:type="auto"/>
-          <w:tblInd w:w="-108" w:type="dxa"/>
-          <w:tblLook w:val="04A0"/>
-        </w:tblPrEx>
         <w:tc>
           <w:tcPr>
             <w:tcW w:w="1467" w:type="dxa"/>
@@ -2688,11 +2551,6 @@
         </w:tc>
       </w:tr>
       <w:tr>
-        <w:tblPrEx>
-          <w:tblW w:w="0" w:type="auto"/>
-          <w:tblInd w:w="-108" w:type="dxa"/>
-          <w:tblLook w:val="04A0"/>
-        </w:tblPrEx>
         <w:tc>
           <w:tcPr>
             <w:tcW w:w="1467" w:type="dxa"/>
@@ -2840,11 +2698,6 @@
         </w:tc>
       </w:tr>
       <w:tr>
-        <w:tblPrEx>
-          <w:tblW w:w="0" w:type="auto"/>
-          <w:tblInd w:w="-108" w:type="dxa"/>
-          <w:tblLook w:val="04A0"/>
-        </w:tblPrEx>
         <w:trPr>
           <w:gridAfter w:val="1"/>
           <w:wAfter w:w="6" w:type="dxa"/>
@@ -2945,18 +2798,12 @@
     <w:tbl>
       <w:tblPr>
         <w:tblW w:w="10710" w:type="dxa"/>
-        <w:tblInd w:w="-96" w:type="dxa"/>
-        <w:tblLook w:val="04A0"/>
+        <w:tblLook w:val="04A0" w:firstRow="1" w:lastRow="0" w:firstColumn="1" w:lastColumn="0" w:noHBand="0" w:noVBand="1"/>
       </w:tblPr>
       <w:tblGrid>
         <w:gridCol w:w="10710"/>
       </w:tblGrid>
       <w:tr>
-        <w:tblPrEx>
-          <w:tblW w:w="10710" w:type="dxa"/>
-          <w:tblInd w:w="-96" w:type="dxa"/>
-          <w:tblLook w:val="04A0"/>
-        </w:tblPrEx>
         <w:trPr>
           <w:trHeight w:val="288"/>
         </w:trPr>
@@ -3216,11 +3063,6 @@
         </w:tc>
       </w:tr>
       <w:tr>
-        <w:tblPrEx>
-          <w:tblW w:w="10710" w:type="dxa"/>
-          <w:tblInd w:w="-96" w:type="dxa"/>
-          <w:tblLook w:val="04A0"/>
-        </w:tblPrEx>
         <w:trPr>
           <w:trHeight w:val="711"/>
         </w:trPr>
@@ -3410,11 +3252,6 @@
         </w:tc>
       </w:tr>
       <w:tr>
-        <w:tblPrEx>
-          <w:tblW w:w="10710" w:type="dxa"/>
-          <w:tblInd w:w="-96" w:type="dxa"/>
-          <w:tblLook w:val="04A0"/>
-        </w:tblPrEx>
         <w:trPr>
           <w:trHeight w:val="120"/>
         </w:trPr>
@@ -3440,11 +3277,6 @@
         </w:tc>
       </w:tr>
       <w:tr>
-        <w:tblPrEx>
-          <w:tblW w:w="10710" w:type="dxa"/>
-          <w:tblInd w:w="-96" w:type="dxa"/>
-          <w:tblLook w:val="04A0"/>
-        </w:tblPrEx>
         <w:trPr>
           <w:trHeight w:val="615"/>
         </w:trPr>
@@ -3473,6 +3305,7 @@
               </w:rPr>
               <w:t xml:space="preserve">Please note that the coverage for any risks underwritten by </w:t>
             </w:r>
+            <w:proofErr w:type="spellStart"/>
             <w:r>
               <w:rPr>
                 <w:rFonts w:ascii="Century Gothic" w:eastAsia="Times New Roman" w:hAnsi="Century Gothic" w:cs="Calibri"/>
@@ -3481,6 +3314,7 @@
               </w:rPr>
               <w:t>StarStone's</w:t>
             </w:r>
+            <w:proofErr w:type="spellEnd"/>
             <w:r>
               <w:rPr>
                 <w:rFonts w:ascii="Century Gothic" w:eastAsia="Times New Roman" w:hAnsi="Century Gothic" w:cs="Calibri"/>
@@ -3493,11 +3327,6 @@
         </w:tc>
       </w:tr>
       <w:tr>
-        <w:tblPrEx>
-          <w:tblW w:w="10710" w:type="dxa"/>
-          <w:tblInd w:w="-96" w:type="dxa"/>
-          <w:tblLook w:val="04A0"/>
-        </w:tblPrEx>
         <w:trPr>
           <w:trHeight w:val="120"/>
         </w:trPr>
@@ -3523,11 +3352,6 @@
         </w:tc>
       </w:tr>
       <w:tr>
-        <w:tblPrEx>
-          <w:tblW w:w="10710" w:type="dxa"/>
-          <w:tblInd w:w="-96" w:type="dxa"/>
-          <w:tblLook w:val="04A0"/>
-        </w:tblPrEx>
         <w:trPr>
           <w:trHeight w:val="795"/>
         </w:trPr>
@@ -3565,6 +3389,7 @@
               </w:rPr>
               <w:t xml:space="preserve">If you are not currently appointed with </w:t>
             </w:r>
+            <w:proofErr w:type="spellStart"/>
             <w:r>
               <w:rPr>
                 <w:rFonts w:ascii="Century Gothic" w:eastAsia="Times New Roman" w:hAnsi="Century Gothic" w:cs="Calibri"/>
@@ -3573,6 +3398,7 @@
               </w:rPr>
               <w:t>StarStone's</w:t>
             </w:r>
+            <w:proofErr w:type="spellEnd"/>
             <w:r>
               <w:rPr>
                 <w:rFonts w:ascii="Century Gothic" w:eastAsia="Times New Roman" w:hAnsi="Century Gothic" w:cs="Calibri"/>
@@ -3594,11 +3420,6 @@
         </w:tc>
       </w:tr>
       <w:tr>
-        <w:tblPrEx>
-          <w:tblW w:w="10710" w:type="dxa"/>
-          <w:tblInd w:w="-96" w:type="dxa"/>
-          <w:tblLook w:val="04A0"/>
-        </w:tblPrEx>
         <w:trPr>
           <w:trHeight w:val="120"/>
         </w:trPr>
@@ -3624,11 +3445,6 @@
         </w:tc>
       </w:tr>
       <w:tr>
-        <w:tblPrEx>
-          <w:tblW w:w="10710" w:type="dxa"/>
-          <w:tblInd w:w="-96" w:type="dxa"/>
-          <w:tblLook w:val="04A0"/>
-        </w:tblPrEx>
         <w:trPr>
           <w:trHeight w:val="825"/>
         </w:trPr>
@@ -3693,11 +3509,6 @@
         </w:tc>
       </w:tr>
       <w:tr>
-        <w:tblPrEx>
-          <w:tblW w:w="10710" w:type="dxa"/>
-          <w:tblInd w:w="-96" w:type="dxa"/>
-          <w:tblLook w:val="04A0"/>
-        </w:tblPrEx>
         <w:trPr>
           <w:trHeight w:val="120"/>
         </w:trPr>
@@ -3724,11 +3535,6 @@
         </w:tc>
       </w:tr>
       <w:tr>
-        <w:tblPrEx>
-          <w:tblW w:w="10710" w:type="dxa"/>
-          <w:tblInd w:w="-96" w:type="dxa"/>
-          <w:tblLook w:val="04A0"/>
-        </w:tblPrEx>
         <w:trPr>
           <w:trHeight w:val="288"/>
         </w:trPr>
@@ -3853,11 +3659,6 @@
         </w:tc>
       </w:tr>
       <w:tr>
-        <w:tblPrEx>
-          <w:tblW w:w="10710" w:type="dxa"/>
-          <w:tblInd w:w="-96" w:type="dxa"/>
-          <w:tblLook w:val="04A0"/>
-        </w:tblPrEx>
         <w:trPr>
           <w:trHeight w:val="120"/>
         </w:trPr>
@@ -3883,11 +3684,6 @@
         </w:tc>
       </w:tr>
       <w:tr>
-        <w:tblPrEx>
-          <w:tblW w:w="10710" w:type="dxa"/>
-          <w:tblInd w:w="-96" w:type="dxa"/>
-          <w:tblLook w:val="04A0"/>
-        </w:tblPrEx>
         <w:trPr>
           <w:trHeight w:val="1095"/>
         </w:trPr>
@@ -3931,11 +3727,6 @@
         </w:tc>
       </w:tr>
       <w:tr>
-        <w:tblPrEx>
-          <w:tblW w:w="10710" w:type="dxa"/>
-          <w:tblInd w:w="-96" w:type="dxa"/>
-          <w:tblLook w:val="04A0"/>
-        </w:tblPrEx>
         <w:trPr>
           <w:trHeight w:val="120"/>
         </w:trPr>
@@ -3961,11 +3752,6 @@
         </w:tc>
       </w:tr>
       <w:tr>
-        <w:tblPrEx>
-          <w:tblW w:w="10710" w:type="dxa"/>
-          <w:tblInd w:w="-96" w:type="dxa"/>
-          <w:tblLook w:val="04A0"/>
-        </w:tblPrEx>
         <w:trPr>
           <w:trHeight w:val="1755"/>
         </w:trPr>
@@ -4009,11 +3795,6 @@
         </w:tc>
       </w:tr>
       <w:tr>
-        <w:tblPrEx>
-          <w:tblW w:w="10710" w:type="dxa"/>
-          <w:tblInd w:w="-96" w:type="dxa"/>
-          <w:tblLook w:val="04A0"/>
-        </w:tblPrEx>
         <w:trPr>
           <w:trHeight w:val="120"/>
         </w:trPr>
@@ -4039,11 +3820,6 @@
         </w:tc>
       </w:tr>
       <w:tr>
-        <w:tblPrEx>
-          <w:tblW w:w="10710" w:type="dxa"/>
-          <w:tblInd w:w="-96" w:type="dxa"/>
-          <w:tblLook w:val="04A0"/>
-        </w:tblPrEx>
         <w:trPr>
           <w:trHeight w:val="1110"/>
         </w:trPr>
@@ -4083,6 +3859,7 @@
               </w:rPr>
               <w:t xml:space="preserve">If you or your client should have any questions or need additional information </w:t>
             </w:r>
+            <w:proofErr w:type="gramStart"/>
             <w:r>
               <w:rPr>
                 <w:rFonts w:ascii="Century Gothic" w:eastAsia="Times New Roman" w:hAnsi="Century Gothic" w:cs="Calibri"/>
@@ -4091,6 +3868,7 @@
               </w:rPr>
               <w:t>with regard to</w:t>
             </w:r>
+            <w:proofErr w:type="gramEnd"/>
             <w:r>
               <w:rPr>
                 <w:rFonts w:ascii="Century Gothic" w:eastAsia="Times New Roman" w:hAnsi="Century Gothic" w:cs="Calibri"/>
@@ -4099,6 +3877,7 @@
               </w:rPr>
               <w:t xml:space="preserve"> the coverage provided in the enclosed quotation, please forward your inquiries to my attention. Thank you for your continued support of </w:t>
             </w:r>
+            <w:proofErr w:type="spellStart"/>
             <w:r>
               <w:rPr>
                 <w:rFonts w:ascii="Century Gothic" w:eastAsia="Times New Roman" w:hAnsi="Century Gothic" w:cs="Calibri"/>
@@ -4107,6 +3886,7 @@
               </w:rPr>
               <w:t>StarStone's</w:t>
             </w:r>
+            <w:proofErr w:type="spellEnd"/>
             <w:r>
               <w:rPr>
                 <w:rFonts w:ascii="Century Gothic" w:eastAsia="Times New Roman" w:hAnsi="Century Gothic" w:cs="Calibri"/>
@@ -4119,11 +3899,6 @@
         </w:tc>
       </w:tr>
       <w:tr>
-        <w:tblPrEx>
-          <w:tblW w:w="10710" w:type="dxa"/>
-          <w:tblInd w:w="-96" w:type="dxa"/>
-          <w:tblLook w:val="04A0"/>
-        </w:tblPrEx>
         <w:trPr>
           <w:trHeight w:val="150"/>
         </w:trPr>
@@ -4149,11 +3924,6 @@
         </w:tc>
       </w:tr>
       <w:tr>
-        <w:tblPrEx>
-          <w:tblW w:w="10710" w:type="dxa"/>
-          <w:tblInd w:w="-96" w:type="dxa"/>
-          <w:tblLook w:val="04A0"/>
-        </w:tblPrEx>
         <w:trPr>
           <w:trHeight w:val="288"/>
         </w:trPr>
@@ -4234,24 +4004,12 @@
                 <w:insideH w:val="none" w:sz="0" w:space="0" w:color="auto"/>
                 <w:insideV w:val="none" w:sz="0" w:space="0" w:color="auto"/>
               </w:tblBorders>
-              <w:tblLook w:val="04A0"/>
+              <w:tblLook w:val="04A0" w:firstRow="1" w:lastRow="0" w:firstColumn="1" w:lastColumn="0" w:noHBand="0" w:noVBand="1"/>
             </w:tblPr>
             <w:tblGrid>
               <w:gridCol w:w="9695"/>
             </w:tblGrid>
             <w:tr>
-              <w:tblPrEx>
-                <w:tblW w:w="9695" w:type="dxa"/>
-                <w:tblBorders>
-                  <w:top w:val="none" w:sz="0" w:space="0" w:color="auto"/>
-                  <w:left w:val="none" w:sz="0" w:space="0" w:color="auto"/>
-                  <w:bottom w:val="none" w:sz="0" w:space="0" w:color="auto"/>
-                  <w:right w:val="none" w:sz="0" w:space="0" w:color="auto"/>
-                  <w:insideH w:val="none" w:sz="0" w:space="0" w:color="auto"/>
-                  <w:insideV w:val="none" w:sz="0" w:space="0" w:color="auto"/>
-                </w:tblBorders>
-                <w:tblLook w:val="04A0"/>
-              </w:tblPrEx>
               <w:tc>
                 <w:tcPr>
                   <w:tcW w:w="9695" w:type="dxa"/>
@@ -4318,10 +4076,6 @@
               </w:tc>
             </w:tr>
             <w:tr>
-              <w:tblPrEx>
-                <w:tblW w:w="9695" w:type="dxa"/>
-                <w:tblLook w:val="04A0"/>
-              </w:tblPrEx>
               <w:tc>
                 <w:tcPr>
                   <w:tcW w:w="9695" w:type="dxa"/>
@@ -4388,10 +4142,6 @@
               </w:tc>
             </w:tr>
             <w:tr>
-              <w:tblPrEx>
-                <w:tblW w:w="9695" w:type="dxa"/>
-                <w:tblLook w:val="04A0"/>
-              </w:tblPrEx>
               <w:tc>
                 <w:tcPr>
                   <w:tcW w:w="9695" w:type="dxa"/>
@@ -4667,10 +4417,6 @@
               </w:tc>
             </w:tr>
             <w:tr>
-              <w:tblPrEx>
-                <w:tblW w:w="9695" w:type="dxa"/>
-                <w:tblLook w:val="04A0"/>
-              </w:tblPrEx>
               <w:tc>
                 <w:tcPr>
                   <w:tcW w:w="9695" w:type="dxa"/>
@@ -4700,7 +4446,7 @@
                     </w:rPr>
                     <w:t>w </w:t>
                   </w:r>
-                  <w:hyperlink r:id="rId4" w:history="1">
+                  <w:hyperlink r:id="rId6" w:history="1">
                     <w:r>
                       <w:rPr>
                         <w:rStyle w:val="Hyperlink"/>
@@ -4740,10 +4486,6 @@
               </w:tc>
             </w:tr>
             <w:tr>
-              <w:tblPrEx>
-                <w:tblW w:w="9695" w:type="dxa"/>
-                <w:tblLook w:val="04A0"/>
-              </w:tblPrEx>
               <w:tc>
                 <w:tcPr>
                   <w:tcW w:w="9695" w:type="dxa"/>
@@ -4768,7 +4510,7 @@
                       <w:noProof/>
                     </w:rPr>
                     <w:drawing>
-                      <wp:inline distT="0" distB="0" distL="0" distR="0">
+                      <wp:inline distT="0" distB="0" distL="0" distR="0" wp14:anchorId="0B16C7A0" wp14:editId="03F505F1">
                         <wp:extent cx="1771650" cy="527050"/>
                         <wp:effectExtent l="0" t="0" r="0" b="6350"/>
                         <wp:docPr id="4" name="Picture 4" descr="75B03CCF"/>
@@ -4779,13 +4521,13 @@
                           <a:graphicData uri="http://schemas.openxmlformats.org/drawingml/2006/picture">
                             <pic:pic xmlns:pic="http://schemas.openxmlformats.org/drawingml/2006/picture">
                               <pic:nvPicPr>
-                                <pic:cNvPr id="4" name="Picture 3"/>
+                                <pic:cNvPr id="0" name="Picture 3"/>
                                 <pic:cNvPicPr/>
                               </pic:nvPicPr>
                               <pic:blipFill>
-                                <a:blip xmlns:r="http://schemas.openxmlformats.org/officeDocument/2006/relationships" r:embed="rId5">
+                                <a:blip r:embed="rId7">
                                   <a:extLst>
-                                    <a:ext xmlns:a="http://schemas.openxmlformats.org/drawingml/2006/main" uri="{28A0092B-C50C-407E-A947-70E740481C1C}">
+                                    <a:ext uri="{28A0092B-C50C-407E-A947-70E740481C1C}">
                                       <a14:useLocalDpi xmlns:a14="http://schemas.microsoft.com/office/drawing/2010/main" val="0"/>
                                     </a:ext>
                                   </a:extLst>
@@ -4894,8 +4636,58 @@
 </w:document>
 </file>
 
+<file path=word/endnotes.xml><?xml version="1.0" encoding="utf-8"?>
+<w:endnotes xmlns:wpc="http://schemas.microsoft.com/office/word/2010/wordprocessingCanvas" xmlns:cx="http://schemas.microsoft.com/office/drawing/2014/chartex" xmlns:cx1="http://schemas.microsoft.com/office/drawing/2015/9/8/chartex" xmlns:cx2="http://schemas.microsoft.com/office/drawing/2015/10/21/chartex" xmlns:cx3="http://schemas.microsoft.com/office/drawing/2016/5/9/chartex" xmlns:cx4="http://schemas.microsoft.com/office/drawing/2016/5/10/chartex" xmlns:cx5="http://schemas.microsoft.com/office/drawing/2016/5/11/chartex" xmlns:cx6="http://schemas.microsoft.com/office/drawing/2016/5/12/chartex" xmlns:cx7="http://schemas.microsoft.com/office/drawing/2016/5/13/chartex" xmlns:cx8="http://schemas.microsoft.com/office/drawing/2016/5/14/chartex" xmlns:mc="http://schemas.openxmlformats.org/markup-compatibility/2006" xmlns:aink="http://schemas.microsoft.com/office/drawing/2016/ink" xmlns:am3d="http://schemas.microsoft.com/office/drawing/2017/model3d" xmlns:o="urn:schemas-microsoft-com:office:office" xmlns:oel="http://schemas.microsoft.com/office/2019/extlst" xmlns:r="http://schemas.openxmlformats.org/officeDocument/2006/relationships" xmlns:m="http://schemas.openxmlformats.org/officeDocument/2006/math" xmlns:v="urn:schemas-microsoft-com:vml" xmlns:wp14="http://schemas.microsoft.com/office/word/2010/wordprocessingDrawing" xmlns:wp="http://schemas.openxmlformats.org/drawingml/2006/wordprocessingDrawing" xmlns:w10="urn:schemas-microsoft-com:office:word" xmlns:w="http://schemas.openxmlformats.org/wordprocessingml/2006/main" xmlns:w14="http://schemas.microsoft.com/office/word/2010/wordml" xmlns:w15="http://schemas.microsoft.com/office/word/2012/wordml" xmlns:w16cex="http://schemas.microsoft.com/office/word/2018/wordml/cex" xmlns:w16cid="http://schemas.microsoft.com/office/word/2016/wordml/cid" xmlns:w16="http://schemas.microsoft.com/office/word/2018/wordml" xmlns:w16du="http://schemas.microsoft.com/office/word/2023/wordml/word16du" xmlns:w16sdtdh="http://schemas.microsoft.com/office/word/2020/wordml/sdtdatahash" xmlns:w16se="http://schemas.microsoft.com/office/word/2015/wordml/symex" xmlns:wpg="http://schemas.microsoft.com/office/word/2010/wordprocessingGroup" xmlns:wpi="http://schemas.microsoft.com/office/word/2010/wordprocessingInk" xmlns:wne="http://schemas.microsoft.com/office/word/2006/wordml" xmlns:wps="http://schemas.microsoft.com/office/word/2010/wordprocessingShape" mc:Ignorable="w14 w15 w16se w16cid w16 w16cex w16sdtdh w16du wp14">
+  <w:endnote w:type="separator" w:id="-1">
+    <w:p>
+      <w:pPr>
+        <w:spacing w:after="0" w:line="240" w:lineRule="auto"/>
+      </w:pPr>
+      <w:r>
+        <w:separator/>
+      </w:r>
+    </w:p>
+  </w:endnote>
+  <w:endnote w:type="continuationSeparator" w:id="0">
+    <w:p>
+      <w:pPr>
+        <w:spacing w:after="0" w:line="240" w:lineRule="auto"/>
+      </w:pPr>
+      <w:r>
+        <w:continuationSeparator/>
+      </w:r>
+    </w:p>
+  </w:endnote>
+</w:endnotes>
+</file>
+
+<file path=word/footnotes.xml><?xml version="1.0" encoding="utf-8"?>
+<w:footnotes xmlns:wpc="http://schemas.microsoft.com/office/word/2010/wordprocessingCanvas" xmlns:cx="http://schemas.microsoft.com/office/drawing/2014/chartex" xmlns:cx1="http://schemas.microsoft.com/office/drawing/2015/9/8/chartex" xmlns:cx2="http://schemas.microsoft.com/office/drawing/2015/10/21/chartex" xmlns:cx3="http://schemas.microsoft.com/office/drawing/2016/5/9/chartex" xmlns:cx4="http://schemas.microsoft.com/office/drawing/2016/5/10/chartex" xmlns:cx5="http://schemas.microsoft.com/office/drawing/2016/5/11/chartex" xmlns:cx6="http://schemas.microsoft.com/office/drawing/2016/5/12/chartex" xmlns:cx7="http://schemas.microsoft.com/office/drawing/2016/5/13/chartex" xmlns:cx8="http://schemas.microsoft.com/office/drawing/2016/5/14/chartex" xmlns:mc="http://schemas.openxmlformats.org/markup-compatibility/2006" xmlns:aink="http://schemas.microsoft.com/office/drawing/2016/ink" xmlns:am3d="http://schemas.microsoft.com/office/drawing/2017/model3d" xmlns:o="urn:schemas-microsoft-com:office:office" xmlns:oel="http://schemas.microsoft.com/office/2019/extlst" xmlns:r="http://schemas.openxmlformats.org/officeDocument/2006/relationships" xmlns:m="http://schemas.openxmlformats.org/officeDocument/2006/math" xmlns:v="urn:schemas-microsoft-com:vml" xmlns:wp14="http://schemas.microsoft.com/office/word/2010/wordprocessingDrawing" xmlns:wp="http://schemas.openxmlformats.org/drawingml/2006/wordprocessingDrawing" xmlns:w10="urn:schemas-microsoft-com:office:word" xmlns:w="http://schemas.openxmlformats.org/wordprocessingml/2006/main" xmlns:w14="http://schemas.microsoft.com/office/word/2010/wordml" xmlns:w15="http://schemas.microsoft.com/office/word/2012/wordml" xmlns:w16cex="http://schemas.microsoft.com/office/word/2018/wordml/cex" xmlns:w16cid="http://schemas.microsoft.com/office/word/2016/wordml/cid" xmlns:w16="http://schemas.microsoft.com/office/word/2018/wordml" xmlns:w16du="http://schemas.microsoft.com/office/word/2023/wordml/word16du" xmlns:w16sdtdh="http://schemas.microsoft.com/office/word/2020/wordml/sdtdatahash" xmlns:w16se="http://schemas.microsoft.com/office/word/2015/wordml/symex" xmlns:wpg="http://schemas.microsoft.com/office/word/2010/wordprocessingGroup" xmlns:wpi="http://schemas.microsoft.com/office/word/2010/wordprocessingInk" xmlns:wne="http://schemas.microsoft.com/office/word/2006/wordml" xmlns:wps="http://schemas.microsoft.com/office/word/2010/wordprocessingShape" mc:Ignorable="w14 w15 w16se w16cid w16 w16cex w16sdtdh w16du wp14">
+  <w:footnote w:type="separator" w:id="-1">
+    <w:p>
+      <w:pPr>
+        <w:spacing w:after="0" w:line="240" w:lineRule="auto"/>
+      </w:pPr>
+      <w:r>
+        <w:separator/>
+      </w:r>
+    </w:p>
+  </w:footnote>
+  <w:footnote w:type="continuationSeparator" w:id="0">
+    <w:p>
+      <w:pPr>
+        <w:spacing w:after="0" w:line="240" w:lineRule="auto"/>
+      </w:pPr>
+      <w:r>
+        <w:continuationSeparator/>
+      </w:r>
+    </w:p>
+  </w:footnote>
+</w:footnotes>
+</file>
+
 <file path=word/styles.xml><?xml version="1.0" encoding="utf-8"?>
-<w:styles xmlns:mc="http://schemas.openxmlformats.org/markup-compatibility/2006" xmlns:r="http://schemas.openxmlformats.org/officeDocument/2006/relationships" xmlns:w="http://schemas.openxmlformats.org/wordprocessingml/2006/main" xmlns:w14="http://schemas.microsoft.com/office/word/2010/wordml" xmlns:w15="http://schemas.microsoft.com/office/word/2012/wordml" mc:Ignorable="w14 w15">
+<w:styles xmlns:mc="http://schemas.openxmlformats.org/markup-compatibility/2006" xmlns:r="http://schemas.openxmlformats.org/officeDocument/2006/relationships" xmlns:w="http://schemas.openxmlformats.org/wordprocessingml/2006/main" xmlns:w14="http://schemas.microsoft.com/office/word/2010/wordml" xmlns:w15="http://schemas.microsoft.com/office/word/2012/wordml" xmlns:w16cex="http://schemas.microsoft.com/office/word/2018/wordml/cex" xmlns:w16cid="http://schemas.microsoft.com/office/word/2016/wordml/cid" xmlns:w16="http://schemas.microsoft.com/office/word/2018/wordml" xmlns:w16du="http://schemas.microsoft.com/office/word/2023/wordml/word16du" xmlns:w16sdtdh="http://schemas.microsoft.com/office/word/2020/wordml/sdtdatahash" xmlns:w16se="http://schemas.microsoft.com/office/word/2015/wordml/symex" mc:Ignorable="w14 w15 w16se w16cid w16 w16cex w16sdtdh w16du">
   <w:docDefaults>
     <w:rPrDefault>
       <w:rPr>
@@ -5283,11 +5075,11 @@
     <w:lsdException w:name="List Table 5 Dark Accent 6" w:uiPriority="50"/>
     <w:lsdException w:name="List Table 6 Colorful Accent 6" w:uiPriority="51"/>
     <w:lsdException w:name="List Table 7 Colorful Accent 6" w:uiPriority="52"/>
-    <w:lsdException w:name="Smart Link" w:semiHidden="1" w:unhideWhenUsed="1"/>
     <w:lsdException w:name="Mention" w:semiHidden="1" w:unhideWhenUsed="1"/>
     <w:lsdException w:name="Smart Hyperlink" w:semiHidden="1" w:unhideWhenUsed="1"/>
     <w:lsdException w:name="Hashtag" w:semiHidden="1" w:unhideWhenUsed="1"/>
     <w:lsdException w:name="Unresolved Mention" w:semiHidden="1" w:unhideWhenUsed="1"/>
+    <w:lsdException w:name="Smart Link" w:semiHidden="1" w:unhideWhenUsed="1"/>
   </w:latentStyles>
   <w:style w:type="paragraph" w:default="1" w:styleId="Normal">
     <w:name w:val="Normal"/>
